--- a/assets/legal-templates/es/travel-safety-and-duty-of-care-policy.docx
+++ b/assets/legal-templates/es/travel-safety-and-duty-of-care-policy.docx
@@ -6296,7 +6296,7 @@
           <w:sz w:val="20"/>
           <w:szCs w:val="20"/>
         </w:rPr>
-        <w:t xml:space="preserve">Puede negarse a viajar, o interrumpir un viaje y regresar, si considera que el riesgo para usted o para otras personas no es aceptable. Informe al punto focal en cuanto pueda. No será penalizado, sancionado ni tratado de forma menos favorable por hacerlo de buena fe. Hablaremos de su preocupación y modificaremos el plan o buscaremos otra forma de hacer el trabajo. Las personas con funciones de dirección nunca deben presionar a nadie para que viaje o se quede.</w:t>
+        <w:t xml:space="preserve">Puede negarse a viajar, o interrumpir un viaje y regresar, si considera que el riesgo para usted o para otras personas no es aceptable. Informe al punto focal en cuanto pueda. No recibirá ninguna penalización, sanción ni trato menos favorable por hacerlo de buena fe. Hablaremos de su preocupación y modificaremos el plan o buscaremos otra forma de hacer el trabajo. Las personas con funciones de dirección nunca deben presionar a nadie para que viaje o se quede.</w:t>
       </w:r>
     </w:p>
     <w:tbl>

--- a/assets/legal-templates/es/travel-safety-and-duty-of-care-policy.docx
+++ b/assets/legal-templates/es/travel-safety-and-duty-of-care-policy.docx
@@ -19,7 +19,7 @@
             <wp:extent cx="7562850" cy="10696575"/>
             <wp:effectExtent t="0" r="0" b="0" l="0"/>
             <wp:wrapNone/>
-            <wp:docPr id="1" name="" descr="" title=""/>
+            <wp:docPr id="107" name="" descr="" title=""/>
             <wp:cNvGraphicFramePr>
               <a:graphicFrameLocks xmlns:a="http://schemas.openxmlformats.org/drawingml/2006/main" noChangeAspect="1"/>
             </wp:cNvGraphicFramePr>
@@ -3288,7 +3288,7 @@
                 <w:sz w:val="19"/>
                 <w:szCs w:val="19"/>
               </w:rPr>
-              <w:t xml:space="preserve">Indica el país donde estás registrada. La mayoría de los países tienen leyes de salud y seguridad en el trabajo que imponen obligaciones a los empleadores, por ejemplo la Health and Safety at Work etc. Act 1974 del Reino Unido, la Occupational Health and Safety Act 1993 de Sudáfrica y la Occupational Safety and Health Act 2007 de Kenia. Revisa tu ley local para saber si estas obligaciones también abarcan a las personas voluntarias y el trabajo en el extranjero. El deber de cuidado también puede exigirse ante los tribunales: en 2015, un tribunal noruego declaró a una organización humanitaria culpable de negligencia grave después del secuestro de un miembro de su personal, porque los riesgos no se habían evaluado ni gestionado adecuadamente. La norma ISO 31030:2021 ofrece orientación internacional sobre la gestión de riesgos en los viajes, si quieres una referencia reconocida.</w:t>
+              <w:t xml:space="preserve">Indica el país donde está registrada tu organización. La mayoría de los países tienen leyes de salud y seguridad en el trabajo que imponen obligaciones a los empleadores, por ejemplo la Health and Safety at Work etc. Act 1974 del Reino Unido, la Occupational Health and Safety Act 1993 de Sudáfrica y la Occupational Safety and Health Act 2007 de Kenia. Revisa tu ley local para saber si estas obligaciones también abarcan a las personas voluntarias y el trabajo en el extranjero. El deber de cuidado también puede exigirse ante los tribunales: en 2015, un tribunal noruego declaró a una organización humanitaria culpable de negligencia grave después del secuestro de un miembro de su personal, porque los riesgos no se habían evaluado ni gestionado adecuadamente. La norma ISO 31030:2021 ofrece orientación internacional sobre la gestión de riesgos en los viajes, si quieres una referencia reconocida.</w:t>
             </w:r>
           </w:p>
         </w:tc>
@@ -13914,7 +13914,7 @@
         <wp:inline distT="0" distB="0" distL="0" distR="0">
           <wp:extent cx="1333500" cy="204788"/>
           <wp:effectExtent t="0" r="0" b="0" l="0"/>
-          <wp:docPr id="2" name="" descr="" title=""/>
+          <wp:docPr id="108" name="" descr="" title=""/>
           <wp:cNvGraphicFramePr>
             <a:graphicFrameLocks xmlns:a="http://schemas.openxmlformats.org/drawingml/2006/main" noChangeAspect="1"/>
           </wp:cNvGraphicFramePr>
